--- a/docs/LETTO-dogovory-paket/paket/docx/04-Prilozhenie-2-smeta.docx
+++ b/docs/LETTO-dogovory-paket/paket/docx/04-Prilozhenie-2-smeta.docx
@@ -3,9 +3,13 @@
 <w:document xmlns:wpc="http://schemas.microsoft.com/office/word/2010/wordprocessingCanvas" xmlns:mo="http://schemas.microsoft.com/office/mac/office/2008/main" xmlns:mc="http://schemas.openxmlformats.org/markup-compatibility/2006" xmlns:mv="urn:schemas-microsoft-com:mac:vml" xmlns:o="urn:schemas-microsoft-com:office:office" xmlns:r="http://schemas.openxmlformats.org/officeDocument/2006/relationships" xmlns:m="http://schemas.openxmlformats.org/officeDocument/2006/math" xmlns:v="urn:schemas-microsoft-com:vml" xmlns:wp14="http://schemas.microsoft.com/office/word/2010/wordprocessingDrawing" xmlns:wp="http://schemas.openxmlformats.org/drawingml/2006/wordprocessingDrawing" xmlns:w10="urn:schemas-microsoft-com:office:word" xmlns:w="http://schemas.openxmlformats.org/wordprocessingml/2006/main" xmlns:w14="http://schemas.microsoft.com/office/word/2010/wordml" xmlns:wpg="http://schemas.microsoft.com/office/word/2010/wordprocessingGroup" xmlns:wpi="http://schemas.microsoft.com/office/word/2010/wordprocessingInk" xmlns:wne="http://schemas.microsoft.com/office/word/2006/wordml" xmlns:wps="http://schemas.microsoft.com/office/word/2010/wordprocessingShape" mc:Ignorable="w14 wp14">
   <w:body>
     <w:p>
+      <w:pPr>
+        <w:jc w:val="center"/>
+      </w:pPr>
       <w:r>
         <w:rPr>
           <w:b/>
+          <w:sz w:val="28"/>
         </w:rPr>
         <w:t>Приложение № 2</w:t>
       </w:r>
@@ -24,9 +28,6 @@
     <w:p/>
     <w:p>
       <w:r>
-        <w:rPr>
-          <w:b/>
-        </w:rPr>
         <w:t>1. Смета (разовые работы)</w:t>
       </w:r>
     </w:p>
@@ -58,7 +59,12 @@
     </w:p>
     <w:p>
       <w:r>
-        <w:t>5 — Обучение / инструкция (1–2 ч) — входит в пакет</w:t>
+        <w:t>5 — Настройка 2 планшетов Заказчика под работу с LETTO (покупка устройств — за счёт Заказчика) — входит в пакет</w:t>
+      </w:r>
+    </w:p>
+    <w:p>
+      <w:r>
+        <w:t>6 — Обучение / инструкция (1–2 ч) — входит в пакет</w:t>
       </w:r>
     </w:p>
     <w:p>
@@ -76,9 +82,6 @@
     <w:p/>
     <w:p>
       <w:r>
-        <w:rPr>
-          <w:b/>
-        </w:rPr>
         <w:t>2. Этапы оплаты (разово)</w:t>
       </w:r>
     </w:p>
@@ -157,9 +160,6 @@
     <w:p/>
     <w:p>
       <w:r>
-        <w:rPr>
-          <w:b/>
-        </w:rPr>
         <w:t>3. Обслуживание (отдельный договор)</w:t>
       </w:r>
     </w:p>
@@ -189,9 +189,6 @@
     <w:p/>
     <w:p>
       <w:r>
-        <w:rPr>
-          <w:b/>
-        </w:rPr>
         <w:t>4. Опции вне базовой сметы (ориентир, не обязаны заказываться)</w:t>
       </w:r>
     </w:p>
@@ -226,9 +223,6 @@
     <w:p/>
     <w:p>
       <w:r>
-        <w:rPr>
-          <w:b/>
-        </w:rPr>
         <w:t>5. Гарантия</w:t>
       </w:r>
     </w:p>

--- a/docs/LETTO-dogovory-paket/paket/docx/04-Prilozhenie-2-smeta.docx
+++ b/docs/LETTO-dogovory-paket/paket/docx/04-Prilozhenie-2-smeta.docx
@@ -166,7 +166,12 @@
     <w:p/>
     <w:p>
       <w:r>
-        <w:t>Оформляется отдельным договором абонентского обслуживания (06-dogovor-obsluzhivanie.md), 12 000 ₽/мес, не входит в 120 000 ₽.</w:t>
+        <w:t>Оформляется отдельным договором абонентского обслуживания (06-dogovor-obsluzhivanie.md): 12 000 ₽/мес, срок 12 месяцев, с правом Исполнителя предложить индексацию на инфляцию после 12 мес. Не входит в 120 000 ₽.</w:t>
+      </w:r>
+    </w:p>
+    <w:p>
+      <w:r>
+        <w:t>Разовые 120 000 ₽: НДС нет, Исполнитель — УСН «доходы» 6% (налог платит сам, сверху на Заказчика не начисляется).</w:t>
       </w:r>
     </w:p>
     <w:p/>

--- a/docs/LETTO-dogovory-paket/paket/docx/04-Prilozhenie-2-smeta.docx
+++ b/docs/LETTO-dogovory-paket/paket/docx/04-Prilozhenie-2-smeta.docx
@@ -82,19 +82,7 @@
     <w:p/>
     <w:p>
       <w:r>
-        <w:t>2. Этапы оплаты (разово)</w:t>
-      </w:r>
-    </w:p>
-    <w:p/>
-    <w:p>
-      <w:r>
-        <w:t>Выбранная схема: ☐ А (50/50)  ☐ Б (40/40/20)</w:t>
-      </w:r>
-    </w:p>
-    <w:p/>
-    <w:p>
-      <w:r>
-        <w:t>Схема А</w:t>
+        <w:t>2. Этапы оплаты (разово) — только 50 / 50</w:t>
       </w:r>
     </w:p>
     <w:p/>
@@ -110,7 +98,7 @@
     </w:p>
     <w:p>
       <w:r>
-        <w:t>2 — Подписание Акта сдачи-приёмки — 60 000 — 3 банк. дня</w:t>
+        <w:t>2 — Подписание Акта (по завершении / сдаче) — 60 000 — 3 банк. дня</w:t>
       </w:r>
     </w:p>
     <w:p>
@@ -121,39 +109,7 @@
     <w:p/>
     <w:p>
       <w:r>
-        <w:t>Схема Б</w:t>
-      </w:r>
-    </w:p>
-    <w:p/>
-    <w:p>
-      <w:r>
-        <w:t>Этап — Событие — Сумма, ₽ — Срок оплаты</w:t>
-      </w:r>
-    </w:p>
-    <w:p>
-      <w:r>
-        <w:t>1 — Старт (подписание Договора) — 48 000 — 3 банк. дня</w:t>
-      </w:r>
-    </w:p>
-    <w:p>
-      <w:r>
-        <w:t>2 — Демо / согласование готовности к сдаче — 48 000 — 3 банк. дня</w:t>
-      </w:r>
-    </w:p>
-    <w:p>
-      <w:r>
-        <w:t>3 — Подписание Акта — 24 000 — 3 банк. дня</w:t>
-      </w:r>
-    </w:p>
-    <w:p>
-      <w:r>
-        <w:t>Итого — 120 000</w:t>
-      </w:r>
-    </w:p>
-    <w:p/>
-    <w:p>
-      <w:r>
-        <w:t>На дату Договора результат уже на проде (https://testletto.ru). Этапы оплаты применяются к передаче результата, обучения и гарантии; «демо» = совместный проход чеклиста Акта.</w:t>
+        <w:t>На дату Договора результат уже на проде (https://testletto.ru). Вторая половина — после акта сдачи-приёмки.</w:t>
       </w:r>
     </w:p>
     <w:p/>
